--- a/8 семестр/Криптографическая защита/2 Модуль/Лаба 6-7 Отчёт.docx
+++ b/8 семестр/Криптографическая защита/2 Модуль/Лаба 6-7 Отчёт.docx
@@ -1158,17 +1158,7 @@
           <w:szCs w:val="28"/>
           <w:lang w:eastAsia="ru-RU"/>
         </w:rPr>
-        <w:t xml:space="preserve">Лабораторная работа № </w:t>
-      </w:r>
-      <w:r>
-        <w:rPr>
-          <w:rFonts w:ascii="Times New Roman" w:eastAsia="Times New Roman" w:hAnsi="Times New Roman" w:cs="Times New Roman"/>
-          <w:color w:val="000000"/>
-          <w:sz w:val="28"/>
-          <w:szCs w:val="28"/>
-          <w:lang w:eastAsia="ru-RU"/>
-        </w:rPr>
-        <w:t>7</w:t>
+        <w:t>Лабораторная работа № 7</w:t>
       </w:r>
     </w:p>
     <w:p>
@@ -1239,27 +1229,7 @@
           <w:szCs w:val="28"/>
           <w:lang w:eastAsia="ru-RU"/>
         </w:rPr>
-        <w:t xml:space="preserve"> «Реализация элементов </w:t>
-      </w:r>
-      <w:r>
-        <w:rPr>
-          <w:rFonts w:ascii="Times New Roman" w:eastAsia="Times New Roman" w:hAnsi="Times New Roman" w:cs="Times New Roman"/>
-          <w:color w:val="000000"/>
-          <w:sz w:val="28"/>
-          <w:szCs w:val="28"/>
-          <w:lang w:eastAsia="ru-RU"/>
-        </w:rPr>
-        <w:t>ЭЦП ГОСТ Р 34.10-94</w:t>
-      </w:r>
-      <w:r>
-        <w:rPr>
-          <w:rFonts w:ascii="Times New Roman" w:eastAsia="Times New Roman" w:hAnsi="Times New Roman" w:cs="Times New Roman"/>
-          <w:color w:val="000000"/>
-          <w:sz w:val="28"/>
-          <w:szCs w:val="28"/>
-          <w:lang w:eastAsia="ru-RU"/>
-        </w:rPr>
-        <w:t>»</w:t>
+        <w:t xml:space="preserve"> «Реализация элементов ЭЦП ГОСТ Р 34.10-94»</w:t>
       </w:r>
       <w:r>
         <w:rPr>
@@ -2732,17 +2702,7 @@
           <w:szCs w:val="28"/>
           <w:lang w:eastAsia="ru-RU"/>
         </w:rPr>
-        <w:t xml:space="preserve">Лабораторная работа № </w:t>
-      </w:r>
-      <w:r>
-        <w:rPr>
-          <w:rFonts w:ascii="Times New Roman" w:eastAsia="Times New Roman" w:hAnsi="Times New Roman" w:cs="Times New Roman"/>
-          <w:color w:val="000000"/>
-          <w:sz w:val="28"/>
-          <w:szCs w:val="28"/>
-          <w:lang w:eastAsia="ru-RU"/>
-        </w:rPr>
-        <w:t>8</w:t>
+        <w:t>Лабораторная работа № 8</w:t>
       </w:r>
     </w:p>
     <w:p>
@@ -2813,39 +2773,7 @@
           <w:szCs w:val="28"/>
           <w:lang w:eastAsia="ru-RU"/>
         </w:rPr>
-        <w:t xml:space="preserve"> «</w:t>
-      </w:r>
-      <w:r>
-        <w:rPr>
-          <w:rFonts w:ascii="Times New Roman" w:eastAsia="Times New Roman" w:hAnsi="Times New Roman" w:cs="Times New Roman"/>
-          <w:color w:val="000000"/>
-          <w:sz w:val="28"/>
-          <w:szCs w:val="28"/>
-          <w:lang w:eastAsia="ru-RU"/>
-        </w:rPr>
-        <w:t xml:space="preserve">Работа с </w:t>
-      </w:r>
-      <w:proofErr w:type="spellStart"/>
-      <w:r>
-        <w:rPr>
-          <w:rFonts w:ascii="Times New Roman" w:eastAsia="Times New Roman" w:hAnsi="Times New Roman" w:cs="Times New Roman"/>
-          <w:color w:val="000000"/>
-          <w:sz w:val="28"/>
-          <w:szCs w:val="28"/>
-          <w:lang w:eastAsia="ru-RU"/>
-        </w:rPr>
-        <w:t>криптопровайдерами</w:t>
-      </w:r>
-      <w:proofErr w:type="spellEnd"/>
-      <w:r>
-        <w:rPr>
-          <w:rFonts w:ascii="Times New Roman" w:eastAsia="Times New Roman" w:hAnsi="Times New Roman" w:cs="Times New Roman"/>
-          <w:color w:val="000000"/>
-          <w:sz w:val="28"/>
-          <w:szCs w:val="28"/>
-          <w:lang w:eastAsia="ru-RU"/>
-        </w:rPr>
-        <w:t>»</w:t>
+        <w:t xml:space="preserve"> «Работа с криптопровайдерами»</w:t>
       </w:r>
       <w:r>
         <w:rPr>
